--- a/Fase 1/Evidencias Grupales/1.4_APT122_FormativaFase1.docx
+++ b/Fase 1/Evidencias Grupales/1.4_APT122_FormativaFase1.docx
@@ -178,9 +178,7 @@
       <w:pPr>
         <w:rPr/>
       </w:pPr>
-      <w:r>
-        <w:br w:type="page"/>
-      </w:r>
+      <w:r/>
       <w:r>
         <w:rPr>
           <w:rtl w:val="0"/>
@@ -354,7 +352,7 @@
               <w:szCs w:val="22"/>
               <w:rtl w:val="0"/>
             </w:rPr>
-            <w:t xml:space="preserve">Perfil Médico+ es una plataforma móvil y web diseñada para centralizar la gestión de la salud personal y familiar bajo un modelo de cuenta titular con perfiles dependientes. Actualmente, muchas familias gestionan horas médicas, medicamentos, tratamientos y antecedentes de salud mediante herramientas dispersas como papeles, fotografías de recetas, calendarios y alarmas del teléfono, lo que suele generar desorganización y pérdida de seguimiento de actividades de cuidado, especialmente en adultos mayores, pacientes crónicos y los cuidadores que los apoyan. El objetivo general del proyecto es desarrollar una aplicación, construida con Flutter, FastAPI y PostgreSQL, que permita a un titular administrar su propio perfil de salud y crear perfiles dependientes para familiares a su cargo, registrando medicamentos, rutinas de cuidado e indicadores de salud. El sistema confirma las actividades diarias y escala alertas hacia los cuidadores autorizados solo cuando realmente se requiere su intervención, siguiendo el flujo: Planificar → Recordar → Confirmar → Monitorear → Alertar → Acompañar. El equipo trabajará bajo una metodología ágil (Scrum), con sprints quincenales distribuidos en un semestre de 18 semanas, asignando un módulo núcleo a cada integrante (backend, base de datos e IA, y aplicación móvil).</w:t>
+            <w:t xml:space="preserve">Perfil Médico+ es una aplicación móvil diseñada para centralizar la gestión de la salud personal y familiar bajo un modelo de cuenta titular con perfiles dependientes. Actualmente, muchas familias gestionan horas médicas, medicamentos, tratamientos y antecedentes de salud mediante herramientas dispersas como papeles, fotografías de recetas, calendarios y alarmas del teléfono, lo que suele generar desorganización y pérdida de seguimiento de actividades de cuidado, especialmente en adultos mayores, pacientes crónicos y los cuidadores que los apoyan. El objetivo general del proyecto es desarrollar una aplicación, construida con Flutter, FastAPI y PostgreSQL, que permita a un titular administrar su propio perfil de salud y crear perfiles dependientes para familiares a su cargo, registrando medicamentos, rutinas de cuidado e indicadores de salud. El sistema confirma las actividades diarias y escala alertas hacia los cuidadores autorizados solo cuando realmente se requiere su intervención, siguiendo el flujo: Planificar → Recordar → Confirmar → Monitorear → Alertar → Acompañar. El equipo trabajará bajo una metodología ágil (Scrum), con sprints quincenales distribuidos en un semestre de 18 semanas, asignando un módulo núcleo a cada integrante (backend, base de datos e IA, y aplicación móvil).</w:t>
           </w:r>
         </w:sdtContent>
       </w:sdt>
@@ -404,7 +402,7 @@
               <w:szCs w:val="22"/>
               <w:rtl w:val="0"/>
             </w:rPr>
-            <w:t xml:space="preserve">Perfil Médico+ is a mobile and web platform designed to centralize personal and family health management under an account model of a primary holder with dependent profiles. Many families currently manage medical appointments, medications, treatments and health records through disconnected tools such as paper notes, photos of prescriptions, calendars and phone alarms, which often leads to disorganization and missed care activities, particularly for older adults, chronic patients and the caregivers who support them. The project's general objective is to develop an application, built with Flutter, FastAPI and PostgreSQL, that allows a primary account holder to manage their own health profile and create dependent profiles for family members under their care, registering medications, care routines and health indicators. The system confirms daily activities and escalates alerts to authorized caregivers only when intervention is truly needed, following the flow: Plan → Remind → Confirm → Monitor → Alert → Accompany. The team will follow an Agile (Scrum) methodology, with two-week sprints distributed across an 18-week semester, assigning one core module to each team member.</w:t>
+            <w:t xml:space="preserve">Perfil Médico+ is a mobile application designed to centralize personal and family health management under an account model of a primary holder with dependent profiles. Many families currently manage medical appointments, medications, treatments and health records through disconnected tools such as paper notes, photos of prescriptions, calendars and phone alarms, which often leads to disorganization and missed care activities, particularly for older adults, chronic patients and the caregivers who support them. The project's general objective is to develop an application, built with Flutter, FastAPI and PostgreSQL, that allows a primary account holder to manage their own health profile and create dependent profiles for family members under their care, registering medications, care routines and health indicators. The system confirms daily activities and escalates alerts to authorized caregivers only when intervention is truly needed, following the flow: Plan → Remind → Confirm → Monitor → Alert → Accompany. The team will follow an Agile (Scrum) methodology, with two-week sprints distributed across an 18-week semester, assigning one core module to each team member.</w:t>
           </w:r>
         </w:sdtContent>
       </w:sdt>
@@ -417,6 +415,7 @@
     <w:p>
       <w:pPr>
         <w:pStyle w:val="Heading1"/>
+        <w:pageBreakBefore/>
         <w:spacing w:after="140" w:before="280" w:lineRule="auto"/>
         <w:rPr/>
       </w:pPr>
@@ -618,7 +617,7 @@
           <w:szCs w:val="22"/>
           <w:rtl w:val="0"/>
         </w:rPr>
-        <w:t xml:space="preserve">Mis intereses profesionales se centran en la gestión de bases de datos y la aplicación de la inteligencia artificial para resolver problemas prácticos. Esto se refleja directamente en mi rol dentro de Perfil Médico, donde estoy a cargo de diseñar y estructurar la base de datos para almacenar de forma segura y ordenada toda la información médica de los usuarios, además de integrar los modelos de inteligencias que permiten automatizar funciones, procesar datos clínicos y entregar recomendación o análisis inteligentes dentro de la plataforma.</w:t>
+        <w:t xml:space="preserve">Mis intereses profesionales se centran en el área de Calidad de Software: testear código, diseñar planes de prueba y asegurar que los sistemas cumplan estándares de calidad y estabilidad. Bases de datos es un área que, según mi propia autoevaluación de competencias, necesito reforzar — y este proyecto es la oportunidad para hacerlo: al liderar el diseño y estructuración de la base de datos en PostgreSQL, así como la definición del contexto de datos que utiliza el módulo de IA, fortalezco una competencia clave para mi especialidad, ya que validar la integridad y calidad de los datos es parte esencial de asegurar la calidad de cualquier sistema.</w:t>
       </w:r>
       <w:r>
         <w:rPr>
@@ -728,6 +727,7 @@
     <w:p>
       <w:pPr>
         <w:pStyle w:val="Heading1"/>
+        <w:pageBreakBefore/>
         <w:spacing w:after="140" w:before="280" w:lineRule="auto"/>
         <w:rPr/>
       </w:pPr>
@@ -895,6 +895,7 @@
     <w:p>
       <w:pPr>
         <w:pStyle w:val="Heading1"/>
+        <w:pageBreakBefore/>
         <w:spacing w:after="140" w:before="280" w:lineRule="auto"/>
         <w:rPr/>
       </w:pPr>
@@ -989,7 +990,7 @@
           <w:szCs w:val="22"/>
           <w:rtl w:val="0"/>
         </w:rPr>
-        <w:t xml:space="preserve">During this phase, I developed critical thinking skills by evaluating the trade-offs involved in structuring a relational database capable of supporting both primary accounts and dependent profiles. The main challenge I faced was determining the best approach to integrate AI features without compromising system stability or adding unnecessary complexity to the initial sprints. This experience directly connects with my professional interest in data engineering and intelligent systems, allowing me to apply graduate competencies in database design and practical problem-solving.</w:t>
+        <w:t xml:space="preserve">During this phase, I developed critical thinking skills by evaluating the trade-offs involved in structuring a relational database capable of supporting both primary accounts and dependent profiles. The main challenge I faced was determining the best approach to integrate AI features without compromising system stability or adding unnecessary complexity to the initial sprints. My core professional interest is Software Quality Assurance, and databases are an area I identified as needing reinforcement in my own competency self-assessment; this project gave me the chance to strengthen exactly that skill, since validating data integrity is a key part of ensuring the quality of any system, directly supporting my future work designing test plans and automating testing for web and mobile applications.</w:t>
       </w:r>
       <w:r>
         <w:rPr>
